--- a/머신러닝-데이터분석-기초/인공지능개론_기초_학습가이드.docx
+++ b/머신러닝-데이터분석-기초/인공지능개론_기초_학습가이드.docx
@@ -9313,1266 +9313,6 @@
         </w:tc>
       </w:tr>
     </w:tbl>
-    <w:p>
-      <w:r>
-        <w:lastRenderedPageBreak/>
-        <w:br w:type="page"/>
-      </w:r>
-    </w:p>
-    <w:p>
-      <w:pPr>
-        <w:pStyle w:val="1"/>
-      </w:pPr>
-      <w:bookmarkStart w:id="16" w:name="_Toc233732354"/>
-      <w:r>
-        <w:lastRenderedPageBreak/>
-        <w:t>Part 3. 확인 퀴즈</w:t>
-      </w:r>
-      <w:bookmarkEnd w:id="16"/>
-    </w:p>
-    <w:p>
-      <w:pPr>
-        <w:spacing w:after="120" w:line="276" w:lineRule="auto"/>
-      </w:pPr>
-      <w:r>
-        <w:t>먼저 풀어 본 뒤 다음 페이지의 정답·해설로 채점하세요. 총 20문항(이론 10 + 파이썬 10).</w:t>
-      </w:r>
-    </w:p>
-    <w:p>
-      <w:pPr>
-        <w:pStyle w:val="2"/>
-      </w:pPr>
-      <w:bookmarkStart w:id="17" w:name="_Toc233732355"/>
-      <w:r>
-        <w:t>A. 이론 (AI/ML/DL)</w:t>
-      </w:r>
-      <w:bookmarkEnd w:id="17"/>
-    </w:p>
-    <w:p>
-      <w:pPr>
-        <w:pStyle w:val="a4"/>
-        <w:numPr>
-          <w:ilvl w:val="0"/>
-          <w:numId w:val="4"/>
-        </w:numPr>
-        <w:spacing w:after="80" w:line="264" w:lineRule="auto"/>
-      </w:pPr>
-      <w:r>
-        <w:t xml:space="preserve">AI, </w:t>
-      </w:r>
-      <w:proofErr w:type="spellStart"/>
-      <w:r>
-        <w:t>머신러닝</w:t>
-      </w:r>
-      <w:proofErr w:type="spellEnd"/>
-      <w:r>
-        <w:t xml:space="preserve">, </w:t>
-      </w:r>
-      <w:proofErr w:type="spellStart"/>
-      <w:r>
-        <w:t>딥러닝을</w:t>
-      </w:r>
-      <w:proofErr w:type="spellEnd"/>
-      <w:r>
-        <w:t xml:space="preserve"> 포함 관계(⊃)로 </w:t>
-      </w:r>
-      <w:proofErr w:type="spellStart"/>
-      <w:r>
-        <w:t>나타내시오</w:t>
-      </w:r>
-      <w:proofErr w:type="spellEnd"/>
-      <w:r>
-        <w:t>.</w:t>
-      </w:r>
-    </w:p>
-    <w:p>
-      <w:pPr>
-        <w:pStyle w:val="a4"/>
-        <w:numPr>
-          <w:ilvl w:val="0"/>
-          <w:numId w:val="4"/>
-        </w:numPr>
-        <w:spacing w:after="80" w:line="264" w:lineRule="auto"/>
-      </w:pPr>
-      <w:proofErr w:type="spellStart"/>
-      <w:r>
-        <w:t>딥러닝이</w:t>
-      </w:r>
-      <w:proofErr w:type="spellEnd"/>
-      <w:r>
-        <w:t xml:space="preserve"> </w:t>
-      </w:r>
-      <w:proofErr w:type="spellStart"/>
-      <w:r>
-        <w:t>머신러닝과</w:t>
-      </w:r>
-      <w:proofErr w:type="spellEnd"/>
-      <w:r>
-        <w:t xml:space="preserve"> 구별되는 가장 큰 특징은 무엇인가? (구조 측면에서)</w:t>
-      </w:r>
-    </w:p>
-    <w:p>
-      <w:pPr>
-        <w:pStyle w:val="a4"/>
-        <w:numPr>
-          <w:ilvl w:val="0"/>
-          <w:numId w:val="4"/>
-        </w:numPr>
-        <w:spacing w:after="80" w:line="264" w:lineRule="auto"/>
-      </w:pPr>
-      <w:r>
-        <w:t>당뇨병 예측에서 '나이, BMI, 혈압'은 독립변수와 종속변수 중 무엇인가?</w:t>
-      </w:r>
-    </w:p>
-    <w:p>
-      <w:pPr>
-        <w:pStyle w:val="a4"/>
-        <w:numPr>
-          <w:ilvl w:val="0"/>
-          <w:numId w:val="4"/>
-        </w:numPr>
-        <w:spacing w:after="80" w:line="264" w:lineRule="auto"/>
-      </w:pPr>
-      <w:r>
-        <w:t xml:space="preserve">신경망의 '가중치(Weight)'는 파라미터인가 </w:t>
-      </w:r>
-      <w:proofErr w:type="spellStart"/>
-      <w:r>
-        <w:t>하이퍼파라미터인가</w:t>
-      </w:r>
-      <w:proofErr w:type="spellEnd"/>
-      <w:r>
-        <w:t>? 그 이유는?</w:t>
-      </w:r>
-    </w:p>
-    <w:p>
-      <w:pPr>
-        <w:pStyle w:val="a4"/>
-        <w:numPr>
-          <w:ilvl w:val="0"/>
-          <w:numId w:val="4"/>
-        </w:numPr>
-        <w:spacing w:after="80" w:line="264" w:lineRule="auto"/>
-      </w:pPr>
-      <w:proofErr w:type="spellStart"/>
-      <w:r>
-        <w:t>학습률</w:t>
-      </w:r>
-      <w:proofErr w:type="spellEnd"/>
-      <w:r>
-        <w:t xml:space="preserve">(Learning Rate)과 </w:t>
-      </w:r>
-      <w:proofErr w:type="spellStart"/>
-      <w:r>
-        <w:t>에포크</w:t>
-      </w:r>
-      <w:proofErr w:type="spellEnd"/>
-      <w:r>
-        <w:t>(Epochs)는 파라미터/</w:t>
-      </w:r>
-      <w:proofErr w:type="spellStart"/>
-      <w:r>
-        <w:t>하이퍼파라미터</w:t>
-      </w:r>
-      <w:proofErr w:type="spellEnd"/>
-      <w:r>
-        <w:t xml:space="preserve"> 중 무엇인가?</w:t>
-      </w:r>
-    </w:p>
-    <w:p>
-      <w:pPr>
-        <w:pStyle w:val="a4"/>
-        <w:numPr>
-          <w:ilvl w:val="0"/>
-          <w:numId w:val="4"/>
-        </w:numPr>
-        <w:spacing w:after="80" w:line="264" w:lineRule="auto"/>
-      </w:pPr>
-      <w:r>
-        <w:t>정답(레이블)이 없는 데이터에서 비슷한 것끼리 묶는 학습 유형과 그 대표 작업은?</w:t>
-      </w:r>
-    </w:p>
-    <w:p>
-      <w:pPr>
-        <w:pStyle w:val="a4"/>
-        <w:numPr>
-          <w:ilvl w:val="0"/>
-          <w:numId w:val="4"/>
-        </w:numPr>
-        <w:spacing w:after="80" w:line="264" w:lineRule="auto"/>
-      </w:pPr>
-      <w:r>
-        <w:t>'내일 기온 예측'은 회귀와 분류 중 무엇이며 어느 학습 유형에 속하는가?</w:t>
-      </w:r>
-    </w:p>
-    <w:p>
-      <w:pPr>
-        <w:pStyle w:val="a4"/>
-        <w:numPr>
-          <w:ilvl w:val="0"/>
-          <w:numId w:val="4"/>
-        </w:numPr>
-        <w:spacing w:after="80" w:line="264" w:lineRule="auto"/>
-      </w:pPr>
-      <w:r>
-        <w:t>알파고처럼 보상을 최대화하며 시행착오로 배우는 학습 유형은?</w:t>
-      </w:r>
-    </w:p>
-    <w:p>
-      <w:pPr>
-        <w:pStyle w:val="a4"/>
-        <w:numPr>
-          <w:ilvl w:val="0"/>
-          <w:numId w:val="4"/>
-        </w:numPr>
-        <w:spacing w:after="80" w:line="264" w:lineRule="auto"/>
-      </w:pPr>
-      <w:r>
-        <w:t xml:space="preserve">규칙 기반 프로그래밍과 </w:t>
-      </w:r>
-      <w:proofErr w:type="spellStart"/>
-      <w:r>
-        <w:t>머신러닝의</w:t>
-      </w:r>
-      <w:proofErr w:type="spellEnd"/>
-      <w:r>
-        <w:t xml:space="preserve"> 입력→출력 흐름을 각각 한 줄로 쓰시오.</w:t>
-      </w:r>
-    </w:p>
-    <w:p>
-      <w:pPr>
-        <w:pStyle w:val="a4"/>
-        <w:numPr>
-          <w:ilvl w:val="0"/>
-          <w:numId w:val="4"/>
-        </w:numPr>
-        <w:spacing w:after="80" w:line="264" w:lineRule="auto"/>
-      </w:pPr>
-      <w:r>
-        <w:t>AI 윤리 5대 원칙 중, '왜 그런 결론을 내렸는지 인간이 이해할 수 있어야 한다'는 원칙의 이름은?</w:t>
-      </w:r>
-    </w:p>
-    <w:p>
-      <w:pPr>
-        <w:pStyle w:val="2"/>
-      </w:pPr>
-      <w:bookmarkStart w:id="18" w:name="_Toc233732356"/>
-      <w:r>
-        <w:t>B. 파이썬 기초</w:t>
-      </w:r>
-      <w:bookmarkEnd w:id="18"/>
-    </w:p>
-    <w:p>
-      <w:pPr>
-        <w:pStyle w:val="a4"/>
-        <w:numPr>
-          <w:ilvl w:val="0"/>
-          <w:numId w:val="5"/>
-        </w:numPr>
-        <w:spacing w:after="80" w:line="264" w:lineRule="auto"/>
-      </w:pPr>
-      <w:r>
-        <w:t>print(</w:t>
-      </w:r>
-      <w:proofErr w:type="gramStart"/>
-      <w:r>
-        <w:t>7 /</w:t>
-      </w:r>
-      <w:proofErr w:type="gramEnd"/>
-      <w:r>
-        <w:t>/ 3) 과 print(7 % 3</w:t>
-      </w:r>
-      <w:proofErr w:type="gramStart"/>
-      <w:r>
-        <w:t>) 의</w:t>
-      </w:r>
-      <w:proofErr w:type="gramEnd"/>
-      <w:r>
-        <w:t xml:space="preserve"> </w:t>
-      </w:r>
-      <w:proofErr w:type="spellStart"/>
-      <w:r>
-        <w:t>출력값은</w:t>
-      </w:r>
-      <w:proofErr w:type="spellEnd"/>
-      <w:r>
-        <w:t xml:space="preserve"> 각각 무엇인가?</w:t>
-      </w:r>
-    </w:p>
-    <w:p>
-      <w:pPr>
-        <w:pStyle w:val="a4"/>
-        <w:numPr>
-          <w:ilvl w:val="0"/>
-          <w:numId w:val="5"/>
-        </w:numPr>
-        <w:spacing w:after="80" w:line="264" w:lineRule="auto"/>
-      </w:pPr>
-      <w:r>
-        <w:t>변수 age=</w:t>
-      </w:r>
-      <w:proofErr w:type="gramStart"/>
-      <w:r>
-        <w:t>23 을</w:t>
-      </w:r>
-      <w:proofErr w:type="gramEnd"/>
-      <w:r>
-        <w:t xml:space="preserve"> 넣어 "나이는 23살"을 출력하는 f-string 한 줄을 쓰시오.</w:t>
-      </w:r>
-    </w:p>
-    <w:p>
-      <w:pPr>
-        <w:pStyle w:val="a4"/>
-        <w:numPr>
-          <w:ilvl w:val="0"/>
-          <w:numId w:val="5"/>
-        </w:numPr>
-        <w:spacing w:after="80" w:line="264" w:lineRule="auto"/>
-      </w:pPr>
-      <w:r>
-        <w:t xml:space="preserve">= 와 == 의 차이를 한 문장으로 </w:t>
-      </w:r>
-      <w:proofErr w:type="spellStart"/>
-      <w:r>
-        <w:t>설명하시오</w:t>
-      </w:r>
-      <w:proofErr w:type="spellEnd"/>
-      <w:r>
-        <w:t>.</w:t>
-      </w:r>
-    </w:p>
-    <w:p>
-      <w:pPr>
-        <w:pStyle w:val="a4"/>
-        <w:numPr>
-          <w:ilvl w:val="0"/>
-          <w:numId w:val="5"/>
-        </w:numPr>
-        <w:spacing w:after="80" w:line="264" w:lineRule="auto"/>
-      </w:pPr>
-      <w:r>
-        <w:t xml:space="preserve">다음 코드의 출력은? score = 75; print("합격" if </w:t>
-      </w:r>
-      <w:proofErr w:type="gramStart"/>
-      <w:r>
-        <w:t>score &gt;</w:t>
-      </w:r>
-      <w:proofErr w:type="gramEnd"/>
-      <w:r>
-        <w:t>= 70 else "불합격")</w:t>
-      </w:r>
-    </w:p>
-    <w:p>
-      <w:pPr>
-        <w:pStyle w:val="a4"/>
-        <w:numPr>
-          <w:ilvl w:val="0"/>
-          <w:numId w:val="5"/>
-        </w:numPr>
-        <w:spacing w:after="80" w:line="264" w:lineRule="auto"/>
-      </w:pPr>
-      <w:r>
-        <w:t>range(1, 6</w:t>
-      </w:r>
-      <w:proofErr w:type="gramStart"/>
-      <w:r>
-        <w:t>) 으로</w:t>
-      </w:r>
-      <w:proofErr w:type="gramEnd"/>
-      <w:r>
-        <w:t xml:space="preserve"> 만들어지는 숫자들을 모두 쓰시오.</w:t>
-      </w:r>
-    </w:p>
-    <w:p>
-      <w:pPr>
-        <w:pStyle w:val="a4"/>
-        <w:numPr>
-          <w:ilvl w:val="0"/>
-          <w:numId w:val="5"/>
-        </w:numPr>
-        <w:spacing w:after="80" w:line="264" w:lineRule="auto"/>
-      </w:pPr>
-      <w:r>
-        <w:t xml:space="preserve">반복문에서 break 와 </w:t>
-      </w:r>
-      <w:proofErr w:type="gramStart"/>
-      <w:r>
-        <w:t>continue 의</w:t>
-      </w:r>
-      <w:proofErr w:type="gramEnd"/>
-      <w:r>
-        <w:t xml:space="preserve"> 차이는?</w:t>
-      </w:r>
-    </w:p>
-    <w:p>
-      <w:pPr>
-        <w:pStyle w:val="a4"/>
-        <w:numPr>
-          <w:ilvl w:val="0"/>
-          <w:numId w:val="5"/>
-        </w:numPr>
-        <w:spacing w:after="80" w:line="264" w:lineRule="auto"/>
-      </w:pPr>
-      <w:r>
-        <w:t>items = [10, 20, 30, 40] 일 때 items[-1] 과 items[1:3</w:t>
-      </w:r>
-      <w:proofErr w:type="gramStart"/>
-      <w:r>
-        <w:t>] 의</w:t>
-      </w:r>
-      <w:proofErr w:type="gramEnd"/>
-      <w:r>
-        <w:t xml:space="preserve"> 값은?</w:t>
-      </w:r>
-    </w:p>
-    <w:p>
-      <w:pPr>
-        <w:pStyle w:val="a4"/>
-        <w:numPr>
-          <w:ilvl w:val="0"/>
-          <w:numId w:val="5"/>
-        </w:numPr>
-        <w:spacing w:after="80" w:line="264" w:lineRule="auto"/>
-      </w:pPr>
-      <w:r>
-        <w:t>리스트 끝에 값을 추가하는 메서드와, 특정 값을 찾아 삭제하는 메서드는?</w:t>
-      </w:r>
-    </w:p>
-    <w:p>
-      <w:pPr>
-        <w:pStyle w:val="a4"/>
-        <w:numPr>
-          <w:ilvl w:val="0"/>
-          <w:numId w:val="5"/>
-        </w:numPr>
-        <w:spacing w:after="80" w:line="264" w:lineRule="auto"/>
-      </w:pPr>
-      <w:proofErr w:type="spellStart"/>
-      <w:r>
-        <w:t>딕셔너리에서</w:t>
-      </w:r>
-      <w:proofErr w:type="spellEnd"/>
-      <w:r>
-        <w:t xml:space="preserve"> person["x"] 와 </w:t>
-      </w:r>
-      <w:proofErr w:type="spellStart"/>
-      <w:r>
-        <w:t>person.get</w:t>
-      </w:r>
-      <w:proofErr w:type="spellEnd"/>
-      <w:r>
-        <w:t>("x", 0</w:t>
-      </w:r>
-      <w:proofErr w:type="gramStart"/>
-      <w:r>
-        <w:t>) 의</w:t>
-      </w:r>
-      <w:proofErr w:type="gramEnd"/>
-      <w:r>
-        <w:t xml:space="preserve"> 차이(키가 없을 때)는?</w:t>
-      </w:r>
-    </w:p>
-    <w:p>
-      <w:pPr>
-        <w:pStyle w:val="a4"/>
-        <w:numPr>
-          <w:ilvl w:val="0"/>
-          <w:numId w:val="5"/>
-        </w:numPr>
-        <w:spacing w:after="80" w:line="264" w:lineRule="auto"/>
-      </w:pPr>
-      <w:r>
-        <w:lastRenderedPageBreak/>
-        <w:t>[x ** 2 for x in range(1, 5)</w:t>
-      </w:r>
-      <w:proofErr w:type="gramStart"/>
-      <w:r>
-        <w:t>] 의</w:t>
-      </w:r>
-      <w:proofErr w:type="gramEnd"/>
-      <w:r>
-        <w:t xml:space="preserve"> 결과 리스트는?</w:t>
-      </w:r>
-    </w:p>
-    <w:p>
-      <w:r>
-        <w:br w:type="page"/>
-      </w:r>
-    </w:p>
-    <w:p>
-      <w:pPr>
-        <w:pStyle w:val="1"/>
-      </w:pPr>
-      <w:bookmarkStart w:id="19" w:name="_Toc233732357"/>
-      <w:r>
-        <w:lastRenderedPageBreak/>
-        <w:t>정답 및 해설</w:t>
-      </w:r>
-      <w:bookmarkEnd w:id="19"/>
-    </w:p>
-    <w:p>
-      <w:pPr>
-        <w:pStyle w:val="2"/>
-      </w:pPr>
-      <w:bookmarkStart w:id="20" w:name="_Toc233732358"/>
-      <w:r>
-        <w:t>A. 이론 정답</w:t>
-      </w:r>
-      <w:bookmarkEnd w:id="20"/>
-    </w:p>
-    <w:p>
-      <w:pPr>
-        <w:shd w:val="clear" w:color="auto" w:fill="E2EFDA"/>
-        <w:spacing w:after="100" w:line="264" w:lineRule="auto"/>
-      </w:pPr>
-      <w:r>
-        <w:rPr>
-          <w:b/>
-          <w:bCs/>
-          <w:color w:val="375623"/>
-        </w:rPr>
-        <w:t xml:space="preserve">1. </w:t>
-      </w:r>
-      <w:r>
-        <w:rPr>
-          <w:b/>
-          <w:bCs/>
-        </w:rPr>
-        <w:t xml:space="preserve">AI ⊃ </w:t>
-      </w:r>
-      <w:proofErr w:type="spellStart"/>
-      <w:r>
-        <w:rPr>
-          <w:b/>
-          <w:bCs/>
-        </w:rPr>
-        <w:t>머신러닝</w:t>
-      </w:r>
-      <w:proofErr w:type="spellEnd"/>
-      <w:r>
-        <w:rPr>
-          <w:b/>
-          <w:bCs/>
-        </w:rPr>
-        <w:t xml:space="preserve"> ⊃ 딥러닝</w:t>
-      </w:r>
-      <w:r>
-        <w:t xml:space="preserve">. 모든 </w:t>
-      </w:r>
-      <w:proofErr w:type="spellStart"/>
-      <w:r>
-        <w:t>딥러닝은</w:t>
-      </w:r>
-      <w:proofErr w:type="spellEnd"/>
-      <w:r>
-        <w:t xml:space="preserve"> ML이고 모든 ML은 AI지만 역은 성립하지 않는다.</w:t>
-      </w:r>
-    </w:p>
-    <w:p>
-      <w:pPr>
-        <w:shd w:val="clear" w:color="auto" w:fill="E2EFDA"/>
-        <w:spacing w:after="100" w:line="264" w:lineRule="auto"/>
-      </w:pPr>
-      <w:r>
-        <w:rPr>
-          <w:b/>
-          <w:bCs/>
-          <w:color w:val="375623"/>
-        </w:rPr>
-        <w:t xml:space="preserve">2. </w:t>
-      </w:r>
-      <w:r>
-        <w:t xml:space="preserve">인간의 뇌를 모사한 </w:t>
-      </w:r>
-      <w:r>
-        <w:rPr>
-          <w:b/>
-          <w:bCs/>
-        </w:rPr>
-        <w:t>인공신경망을 여러 층(Deep)으로 쌓아</w:t>
-      </w:r>
-      <w:r>
-        <w:t xml:space="preserve"> 비정형 데이터를 처리한다는 점. 더 많은 데이터·연산이 필요하다.</w:t>
-      </w:r>
-    </w:p>
-    <w:p>
-      <w:pPr>
-        <w:shd w:val="clear" w:color="auto" w:fill="E2EFDA"/>
-        <w:spacing w:after="100" w:line="264" w:lineRule="auto"/>
-      </w:pPr>
-      <w:r>
-        <w:rPr>
-          <w:b/>
-          <w:bCs/>
-          <w:color w:val="375623"/>
-        </w:rPr>
-        <w:t xml:space="preserve">3. </w:t>
-      </w:r>
-      <w:r>
-        <w:rPr>
-          <w:b/>
-          <w:bCs/>
-        </w:rPr>
-        <w:t>독립변수(</w:t>
-      </w:r>
-      <w:proofErr w:type="gramStart"/>
-      <w:r>
-        <w:rPr>
-          <w:b/>
-          <w:bCs/>
-        </w:rPr>
-        <w:t>X /</w:t>
-      </w:r>
-      <w:proofErr w:type="gramEnd"/>
-      <w:r>
-        <w:rPr>
-          <w:b/>
-          <w:bCs/>
-        </w:rPr>
-        <w:t xml:space="preserve"> feature)</w:t>
-      </w:r>
-      <w:r>
-        <w:t xml:space="preserve">. 원인이 되는 </w:t>
-      </w:r>
-      <w:proofErr w:type="spellStart"/>
-      <w:r>
-        <w:t>입력값이다</w:t>
-      </w:r>
-      <w:proofErr w:type="spellEnd"/>
-      <w:r>
-        <w:t>. 종속변수(y)는 맞히려는 정답(예: 1년 뒤 질병 진행도).</w:t>
-      </w:r>
-    </w:p>
-    <w:p>
-      <w:pPr>
-        <w:shd w:val="clear" w:color="auto" w:fill="E2EFDA"/>
-        <w:spacing w:after="100" w:line="264" w:lineRule="auto"/>
-      </w:pPr>
-      <w:r>
-        <w:rPr>
-          <w:b/>
-          <w:bCs/>
-          <w:color w:val="375623"/>
-        </w:rPr>
-        <w:t xml:space="preserve">4. </w:t>
-      </w:r>
-      <w:r>
-        <w:rPr>
-          <w:b/>
-          <w:bCs/>
-        </w:rPr>
-        <w:t>파라미터</w:t>
-      </w:r>
-      <w:r>
-        <w:t xml:space="preserve">. 사람이 정하지 않고 </w:t>
-      </w:r>
-      <w:r>
-        <w:rPr>
-          <w:b/>
-          <w:bCs/>
-        </w:rPr>
-        <w:t>모델이 학습하며 스스로</w:t>
-      </w:r>
-      <w:r>
-        <w:t xml:space="preserve"> 찾아 수정하는 내부 값이기 때문이다.</w:t>
-      </w:r>
-    </w:p>
-    <w:p>
-      <w:pPr>
-        <w:shd w:val="clear" w:color="auto" w:fill="E2EFDA"/>
-        <w:spacing w:after="100" w:line="264" w:lineRule="auto"/>
-      </w:pPr>
-      <w:r>
-        <w:rPr>
-          <w:b/>
-          <w:bCs/>
-          <w:color w:val="375623"/>
-        </w:rPr>
-        <w:t xml:space="preserve">5. </w:t>
-      </w:r>
-      <w:r>
-        <w:t xml:space="preserve">둘 다 </w:t>
-      </w:r>
-      <w:proofErr w:type="spellStart"/>
-      <w:r>
-        <w:rPr>
-          <w:b/>
-          <w:bCs/>
-        </w:rPr>
-        <w:t>하이퍼파라미터</w:t>
-      </w:r>
-      <w:proofErr w:type="spellEnd"/>
-      <w:r>
-        <w:t>. 학습 시작 전에 사람이 직접 설정하는 외부 값이다.</w:t>
-      </w:r>
-    </w:p>
-    <w:p>
-      <w:pPr>
-        <w:shd w:val="clear" w:color="auto" w:fill="E2EFDA"/>
-        <w:spacing w:after="100" w:line="264" w:lineRule="auto"/>
-      </w:pPr>
-      <w:r>
-        <w:rPr>
-          <w:b/>
-          <w:bCs/>
-          <w:color w:val="375623"/>
-        </w:rPr>
-        <w:t xml:space="preserve">6. </w:t>
-      </w:r>
-      <w:r>
-        <w:rPr>
-          <w:b/>
-          <w:bCs/>
-        </w:rPr>
-        <w:t>비지도 학습</w:t>
-      </w:r>
-      <w:r>
-        <w:t xml:space="preserve">, 대표 작업은 </w:t>
-      </w:r>
-      <w:r>
-        <w:rPr>
-          <w:b/>
-          <w:bCs/>
-        </w:rPr>
-        <w:t>군집화(Clustering)</w:t>
-      </w:r>
-      <w:r>
-        <w:t>. (예: K-Means)</w:t>
-      </w:r>
-    </w:p>
-    <w:p>
-      <w:pPr>
-        <w:shd w:val="clear" w:color="auto" w:fill="E2EFDA"/>
-        <w:spacing w:after="100" w:line="264" w:lineRule="auto"/>
-      </w:pPr>
-      <w:r>
-        <w:rPr>
-          <w:b/>
-          <w:bCs/>
-          <w:color w:val="375623"/>
-        </w:rPr>
-        <w:t xml:space="preserve">7. </w:t>
-      </w:r>
-      <w:r>
-        <w:rPr>
-          <w:b/>
-          <w:bCs/>
-        </w:rPr>
-        <w:t>회귀(Regression)</w:t>
-      </w:r>
-      <w:r>
-        <w:t xml:space="preserve"> 이며 </w:t>
-      </w:r>
-      <w:r>
-        <w:rPr>
-          <w:b/>
-          <w:bCs/>
-        </w:rPr>
-        <w:t>지도 학습</w:t>
-      </w:r>
-      <w:r>
-        <w:t>. 연속적인 수치를 예측하기 때문이다.</w:t>
-      </w:r>
-    </w:p>
-    <w:p>
-      <w:pPr>
-        <w:shd w:val="clear" w:color="auto" w:fill="E2EFDA"/>
-        <w:spacing w:after="100" w:line="264" w:lineRule="auto"/>
-      </w:pPr>
-      <w:r>
-        <w:rPr>
-          <w:b/>
-          <w:bCs/>
-          <w:color w:val="375623"/>
-        </w:rPr>
-        <w:t xml:space="preserve">8. </w:t>
-      </w:r>
-      <w:r>
-        <w:rPr>
-          <w:b/>
-          <w:bCs/>
-        </w:rPr>
-        <w:t>강화 학습(Reinforcement Learning)</w:t>
-      </w:r>
-      <w:r>
-        <w:t>. 보상(Reward)을 기준으로 학습한다.</w:t>
-      </w:r>
-    </w:p>
-    <w:p>
-      <w:pPr>
-        <w:shd w:val="clear" w:color="auto" w:fill="E2EFDA"/>
-        <w:spacing w:after="100" w:line="264" w:lineRule="auto"/>
-      </w:pPr>
-      <w:r>
-        <w:rPr>
-          <w:b/>
-          <w:bCs/>
-          <w:color w:val="375623"/>
-        </w:rPr>
-        <w:t xml:space="preserve">9. </w:t>
-      </w:r>
-      <w:r>
-        <w:t xml:space="preserve">규칙 기반: </w:t>
-      </w:r>
-      <w:r>
-        <w:rPr>
-          <w:b/>
-          <w:bCs/>
-        </w:rPr>
-        <w:t xml:space="preserve">데이터 + 규칙(사람) → </w:t>
-      </w:r>
-      <w:proofErr w:type="gramStart"/>
-      <w:r>
-        <w:rPr>
-          <w:b/>
-          <w:bCs/>
-        </w:rPr>
-        <w:t>결과</w:t>
-      </w:r>
-      <w:r>
-        <w:t xml:space="preserve"> /</w:t>
-      </w:r>
-      <w:proofErr w:type="gramEnd"/>
-      <w:r>
-        <w:t xml:space="preserve"> </w:t>
-      </w:r>
-      <w:proofErr w:type="spellStart"/>
-      <w:r>
-        <w:t>머신러닝</w:t>
-      </w:r>
-      <w:proofErr w:type="spellEnd"/>
-      <w:r>
-        <w:t xml:space="preserve">: </w:t>
-      </w:r>
-      <w:r>
-        <w:rPr>
-          <w:b/>
-          <w:bCs/>
-        </w:rPr>
-        <w:t>데이터 + 결과(정답) → 규칙(컴퓨터 학습)</w:t>
-      </w:r>
-      <w:r>
-        <w:t>.</w:t>
-      </w:r>
-    </w:p>
-    <w:p>
-      <w:pPr>
-        <w:shd w:val="clear" w:color="auto" w:fill="E2EFDA"/>
-        <w:spacing w:after="100" w:line="264" w:lineRule="auto"/>
-      </w:pPr>
-      <w:r>
-        <w:rPr>
-          <w:b/>
-          <w:bCs/>
-          <w:color w:val="375623"/>
-        </w:rPr>
-        <w:t xml:space="preserve">10. </w:t>
-      </w:r>
-      <w:r>
-        <w:rPr>
-          <w:b/>
-          <w:bCs/>
-        </w:rPr>
-        <w:t>투명성·설명 가능성(Transparency &amp; Explainability)</w:t>
-      </w:r>
-      <w:r>
-        <w:t>.</w:t>
-      </w:r>
-    </w:p>
-    <w:p>
-      <w:pPr>
-        <w:pStyle w:val="2"/>
-      </w:pPr>
-      <w:bookmarkStart w:id="21" w:name="_Toc233732359"/>
-      <w:r>
-        <w:t>B. 파이썬 정답</w:t>
-      </w:r>
-      <w:bookmarkEnd w:id="21"/>
-    </w:p>
-    <w:p>
-      <w:pPr>
-        <w:shd w:val="clear" w:color="auto" w:fill="E2EFDA"/>
-        <w:spacing w:after="100" w:line="264" w:lineRule="auto"/>
-      </w:pPr>
-      <w:r>
-        <w:rPr>
-          <w:b/>
-          <w:bCs/>
-          <w:color w:val="375623"/>
-        </w:rPr>
-        <w:t xml:space="preserve">1. </w:t>
-      </w:r>
-      <w:proofErr w:type="gramStart"/>
-      <w:r>
-        <w:t>7 /</w:t>
-      </w:r>
-      <w:proofErr w:type="gramEnd"/>
-      <w:r>
-        <w:t xml:space="preserve">/ 3 = </w:t>
-      </w:r>
-      <w:r>
-        <w:rPr>
-          <w:b/>
-          <w:bCs/>
-        </w:rPr>
-        <w:t>2</w:t>
-      </w:r>
-      <w:r>
-        <w:t xml:space="preserve"> (몫), 7 % 3 = </w:t>
-      </w:r>
-      <w:r>
-        <w:rPr>
-          <w:b/>
-          <w:bCs/>
-        </w:rPr>
-        <w:t>1</w:t>
-      </w:r>
-      <w:r>
-        <w:t xml:space="preserve"> (나머지).</w:t>
-      </w:r>
-    </w:p>
-    <w:p>
-      <w:pPr>
-        <w:shd w:val="clear" w:color="auto" w:fill="E2EFDA"/>
-        <w:spacing w:after="100" w:line="264" w:lineRule="auto"/>
-      </w:pPr>
-      <w:r>
-        <w:rPr>
-          <w:b/>
-          <w:bCs/>
-          <w:color w:val="375623"/>
-        </w:rPr>
-        <w:t xml:space="preserve">2. </w:t>
-      </w:r>
-      <w:r>
-        <w:rPr>
-          <w:b/>
-          <w:bCs/>
-        </w:rPr>
-        <w:t>print(f"나이는 {age}살")</w:t>
-      </w:r>
-    </w:p>
-    <w:p>
-      <w:pPr>
-        <w:shd w:val="clear" w:color="auto" w:fill="E2EFDA"/>
-        <w:spacing w:after="100" w:line="264" w:lineRule="auto"/>
-      </w:pPr>
-      <w:r>
-        <w:rPr>
-          <w:b/>
-          <w:bCs/>
-          <w:color w:val="375623"/>
-        </w:rPr>
-        <w:t xml:space="preserve">3. </w:t>
-      </w:r>
-      <w:r>
-        <w:rPr>
-          <w:b/>
-          <w:bCs/>
-        </w:rPr>
-        <w:t xml:space="preserve">= 는 값을 넣는 대입, == 는 </w:t>
-      </w:r>
-      <w:proofErr w:type="spellStart"/>
-      <w:r>
-        <w:rPr>
-          <w:b/>
-          <w:bCs/>
-        </w:rPr>
-        <w:t>같은지</w:t>
-      </w:r>
-      <w:proofErr w:type="spellEnd"/>
-      <w:r>
-        <w:rPr>
-          <w:b/>
-          <w:bCs/>
-        </w:rPr>
-        <w:t xml:space="preserve"> 비교</w:t>
-      </w:r>
-      <w:r>
-        <w:t>. 조건문에는 ==를 쓴다.</w:t>
-      </w:r>
-    </w:p>
-    <w:p>
-      <w:pPr>
-        <w:shd w:val="clear" w:color="auto" w:fill="E2EFDA"/>
-        <w:spacing w:after="100" w:line="264" w:lineRule="auto"/>
-      </w:pPr>
-      <w:r>
-        <w:rPr>
-          <w:b/>
-          <w:bCs/>
-          <w:color w:val="375623"/>
-        </w:rPr>
-        <w:t xml:space="preserve">4. </w:t>
-      </w:r>
-      <w:r>
-        <w:rPr>
-          <w:b/>
-          <w:bCs/>
-        </w:rPr>
-        <w:t>합격</w:t>
-      </w:r>
-      <w:r>
-        <w:t>. score(75)가 70 이상이므로 앞의 값이 선택된다.</w:t>
-      </w:r>
-    </w:p>
-    <w:p>
-      <w:pPr>
-        <w:shd w:val="clear" w:color="auto" w:fill="E2EFDA"/>
-        <w:spacing w:after="100" w:line="264" w:lineRule="auto"/>
-      </w:pPr>
-      <w:r>
-        <w:rPr>
-          <w:b/>
-          <w:bCs/>
-          <w:color w:val="375623"/>
-        </w:rPr>
-        <w:t xml:space="preserve">5. </w:t>
-      </w:r>
-      <w:r>
-        <w:rPr>
-          <w:b/>
-          <w:bCs/>
-        </w:rPr>
-        <w:t>1, 2, 3, 4, 5</w:t>
-      </w:r>
-      <w:r>
-        <w:t xml:space="preserve"> (끝 숫자 6은 포함하지 않음).</w:t>
-      </w:r>
-    </w:p>
-    <w:p>
-      <w:pPr>
-        <w:shd w:val="clear" w:color="auto" w:fill="E2EFDA"/>
-        <w:spacing w:after="100" w:line="264" w:lineRule="auto"/>
-      </w:pPr>
-      <w:r>
-        <w:rPr>
-          <w:b/>
-          <w:bCs/>
-          <w:color w:val="375623"/>
-        </w:rPr>
-        <w:t xml:space="preserve">6. </w:t>
-      </w:r>
-      <w:r>
-        <w:rPr>
-          <w:b/>
-          <w:bCs/>
-        </w:rPr>
-        <w:t xml:space="preserve">break는 </w:t>
-      </w:r>
-      <w:proofErr w:type="spellStart"/>
-      <w:r>
-        <w:rPr>
-          <w:b/>
-          <w:bCs/>
-        </w:rPr>
-        <w:t>반복문</w:t>
-      </w:r>
-      <w:proofErr w:type="spellEnd"/>
-      <w:r>
-        <w:rPr>
-          <w:b/>
-          <w:bCs/>
-        </w:rPr>
-        <w:t xml:space="preserve"> 자체를 즉시 종료</w:t>
-      </w:r>
-      <w:r>
-        <w:t xml:space="preserve">, </w:t>
-      </w:r>
-      <w:r>
-        <w:rPr>
-          <w:b/>
-          <w:bCs/>
-        </w:rPr>
-        <w:t xml:space="preserve">continue는 이번 </w:t>
-      </w:r>
-      <w:proofErr w:type="spellStart"/>
-      <w:r>
-        <w:rPr>
-          <w:b/>
-          <w:bCs/>
-        </w:rPr>
-        <w:t>회차만</w:t>
-      </w:r>
-      <w:proofErr w:type="spellEnd"/>
-      <w:r>
-        <w:rPr>
-          <w:b/>
-          <w:bCs/>
-        </w:rPr>
-        <w:t xml:space="preserve"> 건너뛰고 다음 </w:t>
-      </w:r>
-      <w:proofErr w:type="spellStart"/>
-      <w:r>
-        <w:rPr>
-          <w:b/>
-          <w:bCs/>
-        </w:rPr>
-        <w:t>회차로</w:t>
-      </w:r>
-      <w:proofErr w:type="spellEnd"/>
-      <w:r>
-        <w:t xml:space="preserve"> 넘어간다.</w:t>
-      </w:r>
-    </w:p>
-    <w:p>
-      <w:pPr>
-        <w:shd w:val="clear" w:color="auto" w:fill="E2EFDA"/>
-        <w:spacing w:after="100" w:line="264" w:lineRule="auto"/>
-      </w:pPr>
-      <w:r>
-        <w:rPr>
-          <w:b/>
-          <w:bCs/>
-          <w:color w:val="375623"/>
-        </w:rPr>
-        <w:t xml:space="preserve">7. </w:t>
-      </w:r>
-      <w:r>
-        <w:t xml:space="preserve">items[-1] = </w:t>
-      </w:r>
-      <w:r>
-        <w:rPr>
-          <w:b/>
-          <w:bCs/>
-        </w:rPr>
-        <w:t>40</w:t>
-      </w:r>
-      <w:r>
-        <w:t xml:space="preserve"> (마지막), items[1:3] = </w:t>
-      </w:r>
-      <w:r>
-        <w:rPr>
-          <w:b/>
-          <w:bCs/>
-        </w:rPr>
-        <w:t>[20, 30]</w:t>
-      </w:r>
-      <w:r>
-        <w:t xml:space="preserve"> (1번~2번).</w:t>
-      </w:r>
-    </w:p>
-    <w:p>
-      <w:pPr>
-        <w:shd w:val="clear" w:color="auto" w:fill="E2EFDA"/>
-        <w:spacing w:after="100" w:line="264" w:lineRule="auto"/>
-      </w:pPr>
-      <w:r>
-        <w:rPr>
-          <w:b/>
-          <w:bCs/>
-          <w:color w:val="375623"/>
-        </w:rPr>
-        <w:t xml:space="preserve">8. </w:t>
-      </w:r>
-      <w:r>
-        <w:t xml:space="preserve">추가는 </w:t>
-      </w:r>
-      <w:r>
-        <w:rPr>
-          <w:b/>
-          <w:bCs/>
-        </w:rPr>
-        <w:t>append()</w:t>
-      </w:r>
-      <w:r>
-        <w:t xml:space="preserve">, 값으로 삭제는 </w:t>
-      </w:r>
-      <w:r>
-        <w:rPr>
-          <w:b/>
-          <w:bCs/>
-        </w:rPr>
-        <w:t>remove()</w:t>
-      </w:r>
-      <w:r>
-        <w:t>. (위치로 삭제는 del)</w:t>
-      </w:r>
-    </w:p>
-    <w:p>
-      <w:pPr>
-        <w:shd w:val="clear" w:color="auto" w:fill="E2EFDA"/>
-        <w:spacing w:after="100" w:line="264" w:lineRule="auto"/>
-      </w:pPr>
-      <w:r>
-        <w:rPr>
-          <w:b/>
-          <w:bCs/>
-          <w:color w:val="375623"/>
-        </w:rPr>
-        <w:lastRenderedPageBreak/>
-        <w:t xml:space="preserve">9. </w:t>
-      </w:r>
-      <w:r>
-        <w:t xml:space="preserve">person["x"]는 키가 없으면 </w:t>
-      </w:r>
-      <w:proofErr w:type="spellStart"/>
-      <w:r>
-        <w:rPr>
-          <w:b/>
-          <w:bCs/>
-        </w:rPr>
-        <w:t>KeyError</w:t>
-      </w:r>
-      <w:proofErr w:type="spellEnd"/>
-      <w:r>
-        <w:rPr>
-          <w:b/>
-          <w:bCs/>
-        </w:rPr>
-        <w:t>(오류)</w:t>
-      </w:r>
-      <w:r>
-        <w:t xml:space="preserve">, </w:t>
-      </w:r>
-      <w:proofErr w:type="spellStart"/>
-      <w:r>
-        <w:t>person.get</w:t>
-      </w:r>
-      <w:proofErr w:type="spellEnd"/>
-      <w:r>
-        <w:t xml:space="preserve">("x", 0)은 오류 없이 </w:t>
-      </w:r>
-      <w:r>
-        <w:rPr>
-          <w:b/>
-          <w:bCs/>
-        </w:rPr>
-        <w:t>기본값 0을 반환</w:t>
-      </w:r>
-      <w:r>
-        <w:t>한다.</w:t>
-      </w:r>
-    </w:p>
-    <w:p>
-      <w:pPr>
-        <w:shd w:val="clear" w:color="auto" w:fill="E2EFDA"/>
-        <w:spacing w:after="100" w:line="264" w:lineRule="auto"/>
-      </w:pPr>
-      <w:r>
-        <w:rPr>
-          <w:b/>
-          <w:bCs/>
-          <w:color w:val="375623"/>
-        </w:rPr>
-        <w:t xml:space="preserve">10. </w:t>
-      </w:r>
-      <w:r>
-        <w:rPr>
-          <w:b/>
-          <w:bCs/>
-        </w:rPr>
-        <w:t>[1, 4, 9, 16]</w:t>
-      </w:r>
-      <w:r>
-        <w:t xml:space="preserve"> (1²,2²,3²,4²).</w:t>
-      </w:r>
-    </w:p>
-    <w:p>
-      <w:pPr>
-        <w:spacing w:after="60"/>
-      </w:pPr>
-    </w:p>
     <w:tbl>
       <w:tblPr>
         <w:tblW w:w="9360" w:type="dxa"/>
